--- a/sample-documents/01-beneficiary-change-form-guide.docx
+++ b/sample-documents/01-beneficiary-change-form-guide.docx
@@ -4,7 +4,7 @@
   <w:body>
     <w:p>
       <w:r>
-        <w:t>Beneficiary Change Form Guide. Business area: Policy Servicing. Audience: Customer. Content owner: Richard Talbot. Last reviewed age days: 45. Explains beneficiary change forms, identity checks, and policyholder next steps.</w:t>
+        <w:t>Beneficiary Change Form Guide. Business area: Policy Servicing. Audience: Customer. Content owner: Content Owner 02. Author: Sample Author 01. Language: English. Country of origin: United States. Sentiment: Positive. Approval status: Approved. Last reviewed age days: 45. Explains identity checks and beneficiary updates. Clear examples help policyholders prepare complete forms on the first attempt.</w:t>
       </w:r>
     </w:p>
   </w:body>
